--- a/Informes/Propuesta Final.docx
+++ b/Informes/Propuesta Final.docx
@@ -299,7 +299,25 @@
           <w:szCs w:val="36"/>
           <w:lang w:eastAsia="es-ES"/>
         </w:rPr>
-        <w:t>2C - 2025</w:t>
+        <w:t>1</w:t>
+      </w:r>
+      <w:r>
+        <w:rPr>
+          <w:rFonts w:ascii="Calisto MT" w:hAnsi="Calisto MT"/>
+          <w:sz w:val="36"/>
+          <w:szCs w:val="36"/>
+          <w:lang w:eastAsia="es-ES"/>
+        </w:rPr>
+        <w:t>C - 202</w:t>
+      </w:r>
+      <w:r>
+        <w:rPr>
+          <w:rFonts w:ascii="Calisto MT" w:hAnsi="Calisto MT"/>
+          <w:sz w:val="36"/>
+          <w:szCs w:val="36"/>
+          <w:lang w:eastAsia="es-ES"/>
+        </w:rPr>
+        <w:t>6</w:t>
       </w:r>
     </w:p>
     <w:p>
@@ -4313,7 +4331,43 @@
           <w:bCs/>
           <w:lang w:val="es-ES"/>
         </w:rPr>
-        <w:t>Primera entrega (22/09/25):</w:t>
+        <w:t>Primera entrega (2</w:t>
+      </w:r>
+      <w:r>
+        <w:rPr>
+          <w:rFonts w:ascii="Arial Narrow" w:hAnsi="Arial Narrow"/>
+          <w:b/>
+          <w:bCs/>
+          <w:lang w:val="es-ES"/>
+        </w:rPr>
+        <w:t>7</w:t>
+      </w:r>
+      <w:r>
+        <w:rPr>
+          <w:rFonts w:ascii="Arial Narrow" w:hAnsi="Arial Narrow"/>
+          <w:b/>
+          <w:bCs/>
+          <w:lang w:val="es-ES"/>
+        </w:rPr>
+        <w:t>/0</w:t>
+      </w:r>
+      <w:r>
+        <w:rPr>
+          <w:rFonts w:ascii="Arial Narrow" w:hAnsi="Arial Narrow"/>
+          <w:b/>
+          <w:bCs/>
+          <w:lang w:val="es-ES"/>
+        </w:rPr>
+        <w:t>4</w:t>
+      </w:r>
+      <w:r>
+        <w:rPr>
+          <w:rFonts w:ascii="Arial Narrow" w:hAnsi="Arial Narrow"/>
+          <w:b/>
+          <w:bCs/>
+          <w:lang w:val="es-ES"/>
+        </w:rPr>
+        <w:t>/25):</w:t>
       </w:r>
     </w:p>
     <w:p>
@@ -4382,7 +4436,31 @@
           <w:b/>
           <w:bCs/>
         </w:rPr>
-        <w:t>20/10/25)</w:t>
+        <w:t>01</w:t>
+      </w:r>
+      <w:r>
+        <w:rPr>
+          <w:rFonts w:ascii="Arial Narrow" w:hAnsi="Arial Narrow"/>
+          <w:b/>
+          <w:bCs/>
+        </w:rPr>
+        <w:t>/</w:t>
+      </w:r>
+      <w:r>
+        <w:rPr>
+          <w:rFonts w:ascii="Arial Narrow" w:hAnsi="Arial Narrow"/>
+          <w:b/>
+          <w:bCs/>
+        </w:rPr>
+        <w:t>06</w:t>
+      </w:r>
+      <w:r>
+        <w:rPr>
+          <w:rFonts w:ascii="Arial Narrow" w:hAnsi="Arial Narrow"/>
+          <w:b/>
+          <w:bCs/>
+        </w:rPr>
+        <w:t>/25)</w:t>
       </w:r>
       <w:r>
         <w:rPr>
@@ -4427,7 +4505,43 @@
           <w:lang w:val="es-ES"/>
         </w:rPr>
         <w:lastRenderedPageBreak/>
-        <w:t>Entrega final (17/11/25):</w:t>
+        <w:t>Entrega final (</w:t>
+      </w:r>
+      <w:r>
+        <w:rPr>
+          <w:rFonts w:ascii="Arial Narrow" w:hAnsi="Arial Narrow"/>
+          <w:b/>
+          <w:bCs/>
+          <w:lang w:val="es-ES"/>
+        </w:rPr>
+        <w:t>29</w:t>
+      </w:r>
+      <w:r>
+        <w:rPr>
+          <w:rFonts w:ascii="Arial Narrow" w:hAnsi="Arial Narrow"/>
+          <w:b/>
+          <w:bCs/>
+          <w:lang w:val="es-ES"/>
+        </w:rPr>
+        <w:t>/</w:t>
+      </w:r>
+      <w:r>
+        <w:rPr>
+          <w:rFonts w:ascii="Arial Narrow" w:hAnsi="Arial Narrow"/>
+          <w:b/>
+          <w:bCs/>
+          <w:lang w:val="es-ES"/>
+        </w:rPr>
+        <w:t>06</w:t>
+      </w:r>
+      <w:r>
+        <w:rPr>
+          <w:rFonts w:ascii="Arial Narrow" w:hAnsi="Arial Narrow"/>
+          <w:b/>
+          <w:bCs/>
+          <w:lang w:val="es-ES"/>
+        </w:rPr>
+        <w:t>/25):</w:t>
       </w:r>
     </w:p>
     <w:p>

--- a/Informes/Propuesta Final.docx
+++ b/Informes/Propuesta Final.docx
@@ -4367,7 +4367,25 @@
           <w:bCs/>
           <w:lang w:val="es-ES"/>
         </w:rPr>
-        <w:t>/25):</w:t>
+        <w:t>/2</w:t>
+      </w:r>
+      <w:r>
+        <w:rPr>
+          <w:rFonts w:ascii="Arial Narrow" w:hAnsi="Arial Narrow"/>
+          <w:b/>
+          <w:bCs/>
+          <w:lang w:val="es-ES"/>
+        </w:rPr>
+        <w:t>6</w:t>
+      </w:r>
+      <w:r>
+        <w:rPr>
+          <w:rFonts w:ascii="Arial Narrow" w:hAnsi="Arial Narrow"/>
+          <w:b/>
+          <w:bCs/>
+          <w:lang w:val="es-ES"/>
+        </w:rPr>
+        <w:t>):</w:t>
       </w:r>
     </w:p>
     <w:p>
@@ -4460,7 +4478,23 @@
           <w:b/>
           <w:bCs/>
         </w:rPr>
-        <w:t>/25)</w:t>
+        <w:t>/2</w:t>
+      </w:r>
+      <w:r>
+        <w:rPr>
+          <w:rFonts w:ascii="Arial Narrow" w:hAnsi="Arial Narrow"/>
+          <w:b/>
+          <w:bCs/>
+        </w:rPr>
+        <w:t>6</w:t>
+      </w:r>
+      <w:r>
+        <w:rPr>
+          <w:rFonts w:ascii="Arial Narrow" w:hAnsi="Arial Narrow"/>
+          <w:b/>
+          <w:bCs/>
+        </w:rPr>
+        <w:t>)</w:t>
       </w:r>
       <w:r>
         <w:rPr>
@@ -4541,7 +4575,25 @@
           <w:bCs/>
           <w:lang w:val="es-ES"/>
         </w:rPr>
-        <w:t>/25):</w:t>
+        <w:t>/2</w:t>
+      </w:r>
+      <w:r>
+        <w:rPr>
+          <w:rFonts w:ascii="Arial Narrow" w:hAnsi="Arial Narrow"/>
+          <w:b/>
+          <w:bCs/>
+          <w:lang w:val="es-ES"/>
+        </w:rPr>
+        <w:t>6</w:t>
+      </w:r>
+      <w:r>
+        <w:rPr>
+          <w:rFonts w:ascii="Arial Narrow" w:hAnsi="Arial Narrow"/>
+          <w:b/>
+          <w:bCs/>
+          <w:lang w:val="es-ES"/>
+        </w:rPr>
+        <w:t>):</w:t>
       </w:r>
     </w:p>
     <w:p>
